--- a/ky/wisdom-stories/what-women-have-endured-in-this-world.docx
+++ b/ky/wisdom-stories/what-women-have-endured-in-this-world.docx
@@ -93,7 +93,7 @@
           <w:sz w:val="22"/>
           <w:lang w:val="ky-KG"/>
         </w:rPr>
-        <w:t>Ал эч качан өзүндөй боло алган жок; а чынында, бул дүйнөдө анын аты өмүр берген, тарбиялаган, эч нерсе күтпөй сүйгөн жан болушу керек эле.</w:t>
+        <w:t>Ага өзү болууга жол беришкен жок; а чынында, бул дүйнөдө аны өмүр берген, бала өстүргөн, эч нерсе күтпөй сүйгөн адам катары таанышы керек эле.</w:t>
       </w:r>
     </w:p>
     <w:p>
@@ -219,7 +219,7 @@
           <w:sz w:val="22"/>
           <w:lang w:val="ky-KG"/>
         </w:rPr>
-        <w:t>Өз укугуңду талап кылсаң — жаман, унчукпай койсоң — баёо болдуң.</w:t>
+        <w:t>Өз укугуңду талап кылсаң — жаман, унчукпай койсоң — таза болдуң.</w:t>
       </w:r>
     </w:p>
     <w:p>
@@ -237,7 +237,7 @@
           <w:sz w:val="22"/>
           <w:lang w:val="ky-KG"/>
         </w:rPr>
-        <w:t>Сүйүүңдү ачык көрсөткөнүңдө, айрымдар өзүн сенин кожоюнуңмун деп ойлоду.</w:t>
+        <w:t>Сүйүүңдү ачык көрсөткөнүңдө, айрымдар өздөрүн сенин кожоюнуң деп ойлошту.</w:t>
       </w:r>
     </w:p>
     <w:p>
@@ -345,7 +345,7 @@
           <w:sz w:val="22"/>
           <w:lang w:val="ky-KG"/>
         </w:rPr>
-        <w:t>Көңүлүңдү оорутушту, эзишти, көрмөксөнгө салышты...</w:t>
+        <w:t>Сени оорутуп салышты, эзишти, көрмөксөнгө салышты...</w:t>
       </w:r>
     </w:p>
     <w:p>
@@ -363,7 +363,7 @@
           <w:sz w:val="22"/>
           <w:lang w:val="ky-KG"/>
         </w:rPr>
-        <w:t>Сенин болсо дүйнөнү көрктөндүрүп, жардам берип, жакшыртуудан башка ниетиң жок эле.</w:t>
+        <w:t>Сенин болсо көрктөндүрүп, жардам берип, жакшыртуудан башка ниетиң жок эле.</w:t>
       </w:r>
     </w:p>
     <w:p>
@@ -399,7 +399,7 @@
           <w:sz w:val="22"/>
           <w:lang w:val="ky-KG"/>
         </w:rPr>
-        <w:t>Бейиш тууралуу сүйлөп, тирүүлөй тозокко салышты.</w:t>
+        <w:t>Бейиш тууралуу сүйлөп, тозокту жашатышты.</w:t>
       </w:r>
     </w:p>
     <w:p>
@@ -417,7 +417,7 @@
           <w:sz w:val="22"/>
           <w:lang w:val="ky-KG"/>
         </w:rPr>
-        <w:t>Көзүңө тике карап туруп, ал жерден көргөндөрүн да танышты. Ичиңден чыккан зар үнүңдү угушкан жок.</w:t>
+        <w:t>Көзүңө тике карап туруп, ал жерден көргөндөрүн да инкар кылышты. Ичиңден чыккан зар үнүңдү угушкан жок.</w:t>
       </w:r>
     </w:p>
     <w:p>
@@ -459,7 +459,7 @@
           <w:sz w:val="22"/>
           <w:lang w:val="ky-KG"/>
         </w:rPr>
-        <w:t xml:space="preserve">Сабак: </w:t>
+        <w:t>Сабак: Аял бааланбаган жерде тынчтык да, сүйүү да болбойт. Анын эмгегин жана жүрөгүн көрүү — коомдун милдети.</w:t>
       </w:r>
       <w:r>
         <w:rPr>
@@ -468,7 +468,6 @@
           <w:sz w:val="22"/>
           <w:lang w:val="ky-KG"/>
         </w:rPr>
-        <w:t>Аялдын мээримин, эмгегин кадимки нерсе катары кабыл алба. Анын да үнүн угуп, укугун, кадырын сыйла.</w:t>
       </w:r>
     </w:p>
     <w:p>
@@ -488,7 +487,7 @@
           <w:sz w:val="18"/>
           <w:lang w:val="ky-KG"/>
         </w:rPr>
-        <w:t>Окуя ачык интернет булактарынан алынды.</w:t>
+        <w:t>Аңгемелер ачык интернет булактарынан алынган, иллюстрациялар болсо ЖИ менен түзүлгөн.</w:t>
       </w:r>
     </w:p>
     <w:sectPr>
